--- a/docs/pilot-study/manuscripts/submission_v2.35/manuscript_JAMT_v2.35.docx
+++ b/docs/pilot-study/manuscripts/submission_v2.35/manuscript_JAMT_v2.35.docx
@@ -1601,7 +1601,7 @@
           </w:tcPr>
           <w:p>
             <w:r>
-              <w:t>一側の高度寄りの加算・SO可。程度≥1で病側平均≥70 dBかつ一側差≥55 dB（学習者向け無作為選択では軽度を選ばない。検証グリッドの程度1は高度床付きで生成）</w:t>
+              <w:t>一側の高度寄りの加算・SO可。程度≥1で病側平均≥70 dBかつ一側差≥55 dB（学習者向け無作為選択では軽度を選ばない。検証グリッドの程度1は高度下限付きで生成）</w:t>
             </w:r>
           </w:p>
         </w:tc>
@@ -1633,7 +1633,7 @@
           </w:tcPr>
           <w:p>
             <w:r>
-              <w:t>指定周波数で最小ABG（程度なしでも床を維持）</w:t>
+              <w:t>指定周波数で最小ABG（程度なしでも下限を維持）</w:t>
             </w:r>
           </w:p>
         </w:tc>
@@ -1665,7 +1665,7 @@
           </w:tcPr>
           <w:p>
             <w:r>
-              <w:t>程度≥1で伝音型または高音域骨導上昇を伴う混合型を約50%ずつ生成（教育用比率。臨床発生率ではない）。最小ABGは滲出性と同一床</w:t>
+              <w:t>程度≥1で伝音型または高音域骨導上昇を伴う混合型を約50%ずつ生成（教育用比率。臨床発生率ではない）。最小ABGは滲出性と同一下限</w:t>
             </w:r>
           </w:p>
         </w:tc>
@@ -2350,7 +2350,7 @@
           </w:tcPr>
           <w:p>
             <w:r>
-              <w:t>ムンプス難聴の高度床（病側平均≥70 dBかつ一側差≥55 dB、程度≥1）</w:t>
+              <w:t>ムンプス難聴の高度下限（病側平均≥70 dBかつ一側差≥55 dB、程度≥1）</w:t>
             </w:r>
           </w:p>
         </w:tc>
@@ -4052,6 +4052,7 @@
     </w:p>
     <w:sectPr>
       <w:footerReference w:type="default" r:id="rId8"/>
+      <w:headerReference w:type="default" r:id="rId15"/>
       <w:type w:val="continuous"/>
       <w:pgSz w:w="11907" w:h="16840" w:code="9"/>
       <w:pgMar w:top="1440" w:right="1077" w:bottom="1440" w:left="1077" w:header="851" w:footer="851" w:gutter="0"/>
@@ -4129,6 +4130,16 @@
     </w:p>
   </w:footnote>
 </w:footnotes>
+</file>
+
+<file path=word/header1.xml><?xml version="1.0" encoding="utf-8"?>
+<w:hdr xmlns:m="http://schemas.openxmlformats.org/officeDocument/2006/math" xmlns:mc="http://schemas.openxmlformats.org/markup-compatibility/2006" xmlns:mo="http://schemas.microsoft.com/office/mac/office/2008/main" xmlns:mv="urn:schemas-microsoft-com:mac:vml" xmlns:o="urn:schemas-microsoft-com:office:office" xmlns:r="http://schemas.openxmlformats.org/officeDocument/2006/relationships" xmlns:v="urn:schemas-microsoft-com:vml" xmlns:w10="urn:schemas-microsoft-com:office:word" xmlns:w14="http://schemas.microsoft.com/office/word/2010/wordml" xmlns:w="http://schemas.openxmlformats.org/wordprocessingml/2006/main" xmlns:wne="http://schemas.microsoft.com/office/word/2006/wordml" xmlns:wp14="http://schemas.microsoft.com/office/word/2010/wordprocessingDrawing" xmlns:wp="http://schemas.openxmlformats.org/drawingml/2006/wordprocessingDrawing" xmlns:wpc="http://schemas.microsoft.com/office/word/2010/wordprocessingCanvas" xmlns:wpg="http://schemas.microsoft.com/office/word/2010/wordprocessingGroup" xmlns:wpi="http://schemas.microsoft.com/office/word/2010/wordprocessingInk" xmlns:wps="http://schemas.microsoft.com/office/word/2010/wordprocessingShape" mc:Ignorable="w14 wp14">
+  <w:p>
+    <w:pPr>
+      <w:pStyle w:val="Header"/>
+    </w:pPr>
+  </w:p>
+</w:hdr>
 </file>
 
 <file path=word/numbering.xml><?xml version="1.0" encoding="utf-8"?>

--- a/docs/pilot-study/manuscripts/submission_v2.35/manuscript_JAMT_v2.35.docx
+++ b/docs/pilot-study/manuscripts/submission_v2.35/manuscript_JAMT_v2.35.docx
@@ -1268,7 +1268,7 @@
     </w:p>
     <w:p>
       <w:r>
-        <w:t>純音聴力検査教育用シミュレータは、初期のマイクロコンピュータ型トレーナーから、Web型シミュレータ、編集可能な患者定義を用いたソフトウェア、実際の検査音に応答する人工患者、VRおよびマネキン型シミュレータへと発展してきた1–10)。これらは、検査操作、患者応答、マスキング、臨床環境の再現、教育効果および臨床的有用性など、さまざまな観点から開発・評価されている。</w:t>
+        <w:t>純音聴力検査教育用シミュレータは、初期のマイクロコンピュータ型トレーナーから、Web型シミュレータ、編集可能な患者定義を用いたソフトウェア、実際の検査音に応答する人工患者、VRおよびマネキン型シミュレータへと発展してきた1–10)。国内でも、あらかじめ用意した固定症例でオージオグラム測定を練習できるWeb型シミュレータが公開されている11)。これらは、検査操作、患者応答、マスキング、臨床環境の再現、教育効果および臨床的有用性など、さまざまな観点から開発・評価されている。固定症例は再現性に優れる一方、提示できる聴力像の種類・数が限られやすく、疾患名や難聴程度が事前に分かる運用にもなりやすい。</w:t>
       </w:r>
     </w:p>
     <w:p>
@@ -1302,7 +1302,7 @@
     </w:p>
     <w:p>
       <w:r>
-        <w:t>AudioScope EDUでは、年齢・性別、教育用聴力像パターンおよび難聴の程度を主な生成条件とし、学習者向け画面にはこれらの条件を表示せず、システム内部で無作為に選ぶように設計した。検証では、年齢・性別、パターン、程度、乱数初期値を指定できるようにした。同一条件で再実行すると同じ気導・骨導閾値が得られることを確認した（学習者が前回と同じ聴力像を呼び出す機能ではない）。最終的な閾値は、オージオメータ仕様および純音聴力検査手順に関する規格11,12)を参照し、著者設定の周波数別上下限内に収めて5 dB単位とした。</w:t>
+        <w:t>AudioScope EDUでは、年齢・性別、教育用聴力像パターンおよび難聴の程度を主な生成条件とし、学習者向け画面にはこれらの条件を表示せず、システム内部で無作為に選ぶように設計した。検証では、年齢・性別、パターン、程度、乱数初期値を指定できるようにした。同一条件で再実行すると同じ気導・骨導閾値が得られることを確認した（学習者が前回と同じ聴力像を呼び出す機能ではない）。最終的な閾値は、オージオメータ仕様および純音聴力検査手順に関する規格12,13)を参照し、著者設定の周波数別上下限内に収めて5 dB単位とした。</w:t>
       </w:r>
     </w:p>
     <w:p>
@@ -1338,7 +1338,7 @@
     </w:p>
     <w:p>
       <w:r>
-        <w:t>年齢は20、30、40、50、60、70歳代の6群に分け、性別ごとにISO 7029:2017 13)の中央値とばらつきを参照した。規格の表は転載せず、教育用の参照値として実装した（要約は電子付録1）。本稿はISO 7029:2017を用い、修正票Amd 1:2024は未反映とした。基準は気導閾値の土台に用い、骨導は気骨導関係の著者設定から生成した。対象周波数は、気導0.125・0.25・0.5・1・2・4・8 kHz（1.5・3・6 kHzは未実装）、骨導0.25・0.5・1・2・4 kHzとした。参照値に確率的なばらつきを加えて5 dB単位に丸めた。このばらつきは測定誤差ではなく、聴力像の定型化を避けるための著者設定である（与え方の詳細は電子付録1）。18歳未満は今回の検証対象に含めなかった。確率的変動および付与判定には、乱数初期値（seed）付きの線形合同法（LCG）による擬似乱数を用いた（定数・換算式は電子付録1）。</w:t>
+        <w:t>年齢は20、30、40、50、60、70歳代の6群に分け、性別ごとにISO 7029:2017 14)の中央値とばらつきを参照した。規格の表は転載せず、教育用の参照値として実装した（要約は電子付録1）。本稿はISO 7029:2017を用い、修正票Amd 1:2024は未反映とした。基準は気導閾値の土台に用い、骨導は気骨導関係の著者設定から生成した。対象周波数は、気導0.125・0.25・0.5・1・2・4・8 kHz（1.5・3・6 kHzは未実装）、骨導0.25・0.5・1・2・4 kHzとした。参照値に確率的なばらつきを加えて5 dB単位に丸めた。このばらつきは測定誤差ではなく、聴力像の定型化を避けるための著者設定である（与え方の詳細は電子付録1）。18歳未満は今回の検証対象に含めなかった。確率的変動および付与判定には、乱数初期値（seed）付きの線形合同法（LCG）による擬似乱数を用いた（定数・換算式は電子付録1）。</w:t>
       </w:r>
     </w:p>
     <w:p>
@@ -1431,7 +1431,7 @@
           </w:tcPr>
           <w:p>
             <w:r>
-              <w:t>年齢相応13)</w:t>
+              <w:t>年齢相応14)</w:t>
             </w:r>
           </w:p>
         </w:tc>
@@ -1463,7 +1463,7 @@
           </w:tcPr>
           <w:p>
             <w:r>
-              <w:t>高音障害13,14)</w:t>
+              <w:t>高音障害14,15)</w:t>
             </w:r>
           </w:p>
         </w:tc>
@@ -1495,7 +1495,7 @@
           </w:tcPr>
           <w:p>
             <w:r>
-              <w:t>C5-dip15,16)</w:t>
+              <w:t>C5-dip16,17)</w:t>
             </w:r>
           </w:p>
         </w:tc>
@@ -1527,7 +1527,7 @@
           </w:tcPr>
           <w:p>
             <w:r>
-              <w:t>低音優位17)</w:t>
+              <w:t>低音優位18)</w:t>
             </w:r>
           </w:p>
         </w:tc>
@@ -1559,7 +1559,7 @@
           </w:tcPr>
           <w:p>
             <w:r>
-              <w:t>急性感音難聴18)</w:t>
+              <w:t>急性感音難聴19)</w:t>
             </w:r>
           </w:p>
         </w:tc>
@@ -1591,7 +1591,7 @@
           </w:tcPr>
           <w:p>
             <w:r>
-              <w:t>一側高度19)</w:t>
+              <w:t>一側高度20)</w:t>
             </w:r>
           </w:p>
         </w:tc>
@@ -1623,7 +1623,7 @@
           </w:tcPr>
           <w:p>
             <w:r>
-              <w:t>伝音ABG20)</w:t>
+              <w:t>伝音ABG21)</w:t>
             </w:r>
           </w:p>
         </w:tc>
@@ -1655,7 +1655,7 @@
           </w:tcPr>
           <w:p>
             <w:r>
-              <w:t>急性期に伝音難聴または混合難聴を呈する21)</w:t>
+              <w:t>急性期に伝音難聴または混合難聴を呈する22)</w:t>
             </w:r>
           </w:p>
         </w:tc>
@@ -1687,7 +1687,7 @@
           </w:tcPr>
           <w:p>
             <w:r>
-              <w:t>Carhart様22–24)</w:t>
+              <w:t>Carhart様23–25)</w:t>
             </w:r>
           </w:p>
         </w:tc>
@@ -1719,7 +1719,7 @@
           </w:tcPr>
           <w:p>
             <w:r>
-              <w:t>大きなABGを伴う伝音難聴25)</w:t>
+              <w:t>大きなABGを伴う伝音難聴26)</w:t>
             </w:r>
           </w:p>
         </w:tc>
@@ -2867,7 +2867,7 @@
     </w:p>
     <w:p>
       <w:r>
-        <w:t>本研究では、年齢・性別・教育用聴力像パターン・難聴程度に応じてオージオグラムを自動生成し、生成条件を学習者に示さず提示できる仕組みを構築した。既存のシミュレータは、検査操作、患者応答、マスキング、臨床環境の再現や教育・臨床的有用性の評価を扱ってきた1–10)。本システムの特徴は、典型例の固定症例を補いつつ、条件の異なる聴力像を繰り返し提示できる点にある。出力が設定どおりかを確かめるため、生成とは別の検証スクリプトで9,600件を確認し、意図的な規則違反18件も検出できることを示した。同一条件での再実行で閾値が一致したことは、教材としての再現確認にも有用である。</w:t>
+        <w:t>本研究では、年齢・性別・教育用聴力像パターン・難聴程度に応じてオージオグラムを自動生成し、生成条件を学習者に示さず提示できる仕組みを構築した。既存のシミュレータは、検査操作、患者応答、マスキング、臨床環境の再現や教育・臨床的有用性の評価を扱ってきた1–11)。本システムの特徴は、固定症例型の教材11)を補いつつ、条件の異なる聴力像を規則生成により繰り返し提示できる点にある。出力が設定どおりかを確かめるため、生成とは別の検証スクリプトで9,600件を確認し、意図的な規則違反18件も検出できることを示した。同一条件での再実行で閾値が一致したことは、教材としての再現確認にも有用である。</w:t>
       </w:r>
     </w:p>
     <w:p>
@@ -2981,77 +2981,82 @@
     </w:p>
     <w:p>
       <w:r>
-        <w:t>11) Acoustical Society of America / American National Standards Institute: Specification for audiometers. ASA/ANSI S3.6-2025, ASA, New York, 2025.</w:t>
-      </w:r>
-    </w:p>
-    <w:p>
-      <w:r>
-        <w:t>12) International Organization for Standardization: Acoustics—Audiometric test methods—Part 1: Pure-tone air and bone conduction audiometry. ISO 8253-1:2010, ISO, Geneva, 2010.</w:t>
-      </w:r>
-    </w:p>
-    <w:p>
-      <w:r>
-        <w:t>13) International Organization for Standardization: Acoustics—Statistical distribution of hearing thresholds related to age and gender. ISO 7029:2017, ISO, Geneva, 2017.</w:t>
-      </w:r>
-    </w:p>
-    <w:p>
-      <w:r>
-        <w:t>14) Gates GA, Mills JH: Presbycusis. Lancet, 2005; 366: 1111–1120.</w:t>
-      </w:r>
-    </w:p>
-    <w:p>
-      <w:r>
-        <w:t>15) McBride DI, Williams S: Audiometric notch as a sign of noise induced hearing loss. Occup Environ Med, 2001; 58: 46–51.</w:t>
-      </w:r>
-    </w:p>
-    <w:p>
-      <w:r>
-        <w:t>16) Coles RR, et al: Guidelines on the diagnosis of noise-induced hearing loss for medicolegal purposes. Clin Otolaryngol Allied Sci, 2000; 25: 264–273.</w:t>
-      </w:r>
-    </w:p>
-    <w:p>
-      <w:r>
-        <w:t>17) Lopez-Escamez JA, et al: Diagnostic criteria for Menière’s disease. J Vestib Res, 2015; 25: 1–7.</w:t>
-      </w:r>
-    </w:p>
-    <w:p>
-      <w:r>
-        <w:t>18) Chandrasekhar SS, et al: Clinical practice guideline: sudden hearing loss (update). Otolaryngol Head Neck Surg, 2019; 161: S1–S45.</w:t>
-      </w:r>
-    </w:p>
-    <w:p>
-      <w:r>
-        <w:t>19) Hashimoto H, et al: An office-based prospective study of deafness in mumps. Pediatr Infect Dis J, 2009; 28: 173–175.</w:t>
-      </w:r>
-    </w:p>
-    <w:p>
-      <w:r>
-        <w:t>20) Rosenfeld RM, et al: Clinical practice guideline: otitis media with effusion (update). Otolaryngol Head Neck Surg, 2016; 154: S1–S41.</w:t>
-      </w:r>
-    </w:p>
-    <w:p>
-      <w:r>
-        <w:t>21) Kasemodel ALP, et al: Sensorineural hearing loss in the acute phase of a single episode of acute otitis media. Braz J Otorhinolaryngol, 2020; 86: 767–773.</w:t>
-      </w:r>
-    </w:p>
-    <w:p>
-      <w:r>
-        <w:t>22) Carhart R: Clinical application of bone conduction audiometry. Arch Otolaryngol, 1950; 51: 798–808.</w:t>
-      </w:r>
-    </w:p>
-    <w:p>
-      <w:r>
-        <w:t>23) Kashio A, et al: Carhart notch 2-kHz bone conduction threshold dip: a nondefinitive predictor of stapes fixation in conductive hearing loss with normal tympanic membrane. Arch Otolaryngol Head Neck Surg, 2011; 137: 236–240.</w:t>
-      </w:r>
-    </w:p>
-    <w:p>
-      <w:r>
-        <w:t>24) Wegner I, et al: Pure-tone audiometry in otosclerosis: insufficient evidence for the diagnostic value of the Carhart notch. Otolaryngol Head Neck Surg, 2013; 149: 528–532.</w:t>
-      </w:r>
-    </w:p>
-    <w:p>
-      <w:r>
-        <w:t>25) Farahmand RB, et al: The audiometric and mechanical effects of partial ossicular discontinuity. Ear Hear, 2016; 37: 206–215.</w:t>
+        <w:t>11) イトケン株式会社: SimuAudio Tablette ver 0.8（オージオグラム・シミュレータ）. https://www.itokencorp.com/Audiogram/PHP/SimuAudioTab08.html (2026年9月17日参照).</w:t>
+      </w:r>
+    </w:p>
+    <w:p>
+      <w:r>
+        <w:t>12) Acoustical Society of America / American National Standards Institute: Specification for audiometers. ASA/ANSI S3.6-2025, ASA, New York, 2025.</w:t>
+      </w:r>
+    </w:p>
+    <w:p>
+      <w:r>
+        <w:t>13) International Organization for Standardization: Acoustics—Audiometric test methods—Part 1: Pure-tone air and bone conduction audiometry. ISO 8253-1:2010, ISO, Geneva, 2010.</w:t>
+      </w:r>
+    </w:p>
+    <w:p>
+      <w:r>
+        <w:t>14) International Organization for Standardization: Acoustics—Statistical distribution of hearing thresholds related to age and gender. ISO 7029:2017, ISO, Geneva, 2017.</w:t>
+      </w:r>
+    </w:p>
+    <w:p>
+      <w:r>
+        <w:t>15) Gates GA, Mills JH: Presbycusis. Lancet, 2005; 366: 1111–1120.</w:t>
+      </w:r>
+    </w:p>
+    <w:p>
+      <w:r>
+        <w:t>16) McBride DI, Williams S: Audiometric notch as a sign of noise induced hearing loss. Occup Environ Med, 2001; 58: 46–51.</w:t>
+      </w:r>
+    </w:p>
+    <w:p>
+      <w:r>
+        <w:t>17) Coles RR, et al: Guidelines on the diagnosis of noise-induced hearing loss for medicolegal purposes. Clin Otolaryngol Allied Sci, 2000; 25: 264–273.</w:t>
+      </w:r>
+    </w:p>
+    <w:p>
+      <w:r>
+        <w:t>18) Lopez-Escamez JA, et al: Diagnostic criteria for Menière’s disease. J Vestib Res, 2015; 25: 1–7.</w:t>
+      </w:r>
+    </w:p>
+    <w:p>
+      <w:r>
+        <w:t>19) Chandrasekhar SS, et al: Clinical practice guideline: sudden hearing loss (update). Otolaryngol Head Neck Surg, 2019; 161: S1–S45.</w:t>
+      </w:r>
+    </w:p>
+    <w:p>
+      <w:r>
+        <w:t>20) Hashimoto H, et al: An office-based prospective study of deafness in mumps. Pediatr Infect Dis J, 2009; 28: 173–175.</w:t>
+      </w:r>
+    </w:p>
+    <w:p>
+      <w:r>
+        <w:t>21) Rosenfeld RM, et al: Clinical practice guideline: otitis media with effusion (update). Otolaryngol Head Neck Surg, 2016; 154: S1–S41.</w:t>
+      </w:r>
+    </w:p>
+    <w:p>
+      <w:r>
+        <w:t>22) Kasemodel ALP, et al: Sensorineural hearing loss in the acute phase of a single episode of acute otitis media. Braz J Otorhinolaryngol, 2020; 86: 767–773.</w:t>
+      </w:r>
+    </w:p>
+    <w:p>
+      <w:r>
+        <w:t>23) Carhart R: Clinical application of bone conduction audiometry. Arch Otolaryngol, 1950; 51: 798–808.</w:t>
+      </w:r>
+    </w:p>
+    <w:p>
+      <w:r>
+        <w:t>24) Kashio A, et al: Carhart notch 2-kHz bone conduction threshold dip: a nondefinitive predictor of stapes fixation in conductive hearing loss with normal tympanic membrane. Arch Otolaryngol Head Neck Surg, 2011; 137: 236–240.</w:t>
+      </w:r>
+    </w:p>
+    <w:p>
+      <w:r>
+        <w:t>25) Wegner I, et al: Pure-tone audiometry in otosclerosis: insufficient evidence for the diagnostic value of the Carhart notch. Otolaryngol Head Neck Surg, 2013; 149: 528–532.</w:t>
+      </w:r>
+    </w:p>
+    <w:p>
+      <w:r>
+        <w:t>26) Farahmand RB, et al: The audiometric and mechanical effects of partial ossicular discontinuity. Ear Hear, 2016; 37: 206–215.</w:t>
       </w:r>
     </w:p>
     <w:p/>
